--- a/운영가이드/사용설명서_프로젝트List_v1.0.docx
+++ b/운영가이드/사용설명서_프로젝트List_v1.0.docx
@@ -1370,7 +1370,7 @@
               <w:rPr>
                 <w:sz w:val="18"/>
               </w:rPr>
-              <w:t>커서 칸 편집 시작</w:t>
+              <w:t>커서 칸 편집 시작 (편집 모드 — 화살표가 칸 안에서만 움직임)</w:t>
             </w:r>
           </w:p>
         </w:tc>
@@ -1428,7 +1428,7 @@
               <w:rPr>
                 <w:sz w:val="18"/>
               </w:rPr>
-              <w:t>입력창 안에서 ↑ / ↓</w:t>
+              <w:t>클릭으로 연 입력창 (입력 모드)</w:t>
             </w:r>
           </w:p>
         </w:tc>
@@ -1446,7 +1446,7 @@
               <w:rPr>
                 <w:sz w:val="18"/>
               </w:rPr>
-              <w:t>저장하고 위 / 아래 칸으로 (엑셀 입력 모드와 동일)</w:t>
+              <w:t>↑/↓ = 저장하고 위/아래 칸 · ←/→ = 고치기 전엔 옆 칸, 고치기 시작한 뒤엔 글자 사이</w:t>
             </w:r>
           </w:p>
         </w:tc>
@@ -1466,7 +1466,7 @@
               <w:rPr>
                 <w:sz w:val="18"/>
               </w:rPr>
-              <w:t>입력창 안에서 ← / →</w:t>
+              <w:t>F2 · 입력창 한 번 더 클릭 (편집 모드)</w:t>
             </w:r>
           </w:p>
         </w:tc>
@@ -1484,7 +1484,7 @@
               <w:rPr>
                 <w:sz w:val="18"/>
               </w:rPr>
-              <w:t>값을 고치기 전엔 옆 칸 이동 · 고치기 시작한 뒤엔 글자 사이 이동</w:t>
+              <w:t>화살표 전부 칸 안에서만 (엑셀 편집 모드와 동일) — 나갈 땐 Enter·Tab·Esc</w:t>
             </w:r>
           </w:p>
         </w:tc>
